--- a/cw2_la_adds.docx
+++ b/cw2_la_adds.docx
@@ -124,32 +124,24 @@
           <w:b/>
           <w:bCs/>
         </w:rPr>
-        <w:t>ADVANCE DIPLOMA</w:t>
-      </w:r>
-      <w:r>
+        <w:t>ADVANCE DIPLOMA IN DATA SCIENCE - ADDS25.1PT</w:t>
+      </w:r>
+    </w:p>
+    <w:p>
+      <w:pPr>
+        <w:jc w:val="center"/>
         <w:rPr>
           <w:rFonts w:asciiTheme="majorBidi" w:eastAsia="Times New Roman" w:hAnsiTheme="majorBidi" w:cstheme="majorBidi"/>
           <w:b/>
           <w:bCs/>
         </w:rPr>
-        <w:t xml:space="preserve"> IN DATA SCIENCE - ADDS25.1PT</w:t>
-      </w:r>
-    </w:p>
-    <w:p>
-      <w:pPr>
-        <w:jc w:val="center"/>
+      </w:pPr>
+      <w:r>
         <w:rPr>
           <w:rFonts w:asciiTheme="majorBidi" w:eastAsia="Times New Roman" w:hAnsiTheme="majorBidi" w:cstheme="majorBidi"/>
           <w:b/>
           <w:bCs/>
         </w:rPr>
-      </w:pPr>
-      <w:r>
-        <w:rPr>
-          <w:rFonts w:asciiTheme="majorBidi" w:eastAsia="Times New Roman" w:hAnsiTheme="majorBidi" w:cstheme="majorBidi"/>
-          <w:b/>
-          <w:bCs/>
-        </w:rPr>
         <w:t xml:space="preserve">LINEAR ALGEBRA- COURSE WORK 2 </w:t>
       </w:r>
     </w:p>
@@ -177,15 +169,7 @@
           <w:sz w:val="24"/>
           <w:szCs w:val="24"/>
         </w:rPr>
-        <w:t>Topic: Dimensionality</w:t>
-      </w:r>
-      <w:r>
-        <w:rPr>
-          <w:rFonts w:asciiTheme="majorBidi" w:eastAsia="Times New Roman" w:hAnsiTheme="majorBidi" w:cstheme="majorBidi"/>
-          <w:sz w:val="24"/>
-          <w:szCs w:val="24"/>
-        </w:rPr>
-        <w:t xml:space="preserve"> Reduction, SVD, and Image Classification</w:t>
+        <w:t>Topic: Dimensionality Reduction, SVD, and Image Classification</w:t>
       </w:r>
     </w:p>
     <w:p>
@@ -272,31 +256,8 @@
           <w:sz w:val="24"/>
           <w:szCs w:val="24"/>
         </w:rPr>
-        <w:t xml:space="preserve">one Jupyter Notebook </w:t>
-      </w:r>
-      <w:proofErr w:type="gramStart"/>
-      <w:r>
-        <w:rPr>
-          <w:rFonts w:asciiTheme="majorBidi" w:eastAsia="Times New Roman" w:hAnsiTheme="majorBidi" w:cstheme="majorBidi"/>
-          <w:b/>
-          <w:bCs/>
-          <w:sz w:val="24"/>
-          <w:szCs w:val="24"/>
-        </w:rPr>
-        <w:t>(.</w:t>
-      </w:r>
-      <w:proofErr w:type="spellStart"/>
-      <w:r>
-        <w:rPr>
-          <w:rFonts w:asciiTheme="majorBidi" w:eastAsia="Times New Roman" w:hAnsiTheme="majorBidi" w:cstheme="majorBidi"/>
-          <w:b/>
-          <w:bCs/>
-          <w:sz w:val="24"/>
-          <w:szCs w:val="24"/>
-        </w:rPr>
-        <w:t>ipynb</w:t>
-      </w:r>
-      <w:proofErr w:type="spellEnd"/>
+        <w:t>one Jupyter Notebook (.ipynb</w:t>
+      </w:r>
       <w:r>
         <w:rPr>
           <w:rFonts w:asciiTheme="majorBidi" w:eastAsia="Times New Roman" w:hAnsiTheme="majorBidi" w:cstheme="majorBidi"/>
@@ -305,7 +266,6 @@
         </w:rPr>
         <w:t>)(</w:t>
       </w:r>
-      <w:proofErr w:type="gramEnd"/>
       <w:r>
         <w:rPr>
           <w:rFonts w:asciiTheme="majorBidi" w:eastAsia="Times New Roman" w:hAnsiTheme="majorBidi" w:cstheme="majorBidi"/>
@@ -461,37 +421,7 @@
           <w:sz w:val="24"/>
           <w:szCs w:val="24"/>
         </w:rPr>
-        <w:t>I</w:t>
-      </w:r>
-      <w:r>
-        <w:rPr>
-          <w:rFonts w:asciiTheme="majorBidi" w:eastAsia="Times New Roman" w:hAnsiTheme="majorBidi" w:cstheme="majorBidi"/>
-          <w:b/>
-          <w:bCs/>
-          <w:sz w:val="24"/>
-          <w:szCs w:val="24"/>
-        </w:rPr>
-        <w:t xml:space="preserve">mportance </w:t>
-      </w:r>
-      <w:r>
-        <w:rPr>
-          <w:rFonts w:asciiTheme="majorBidi" w:eastAsia="Times New Roman" w:hAnsiTheme="majorBidi" w:cstheme="majorBidi"/>
-          <w:b/>
-          <w:bCs/>
-          <w:sz w:val="24"/>
-          <w:szCs w:val="24"/>
-        </w:rPr>
-        <w:t>guidance: -</w:t>
-      </w:r>
-      <w:r>
-        <w:rPr>
-          <w:rFonts w:asciiTheme="majorBidi" w:eastAsia="Times New Roman" w:hAnsiTheme="majorBidi" w:cstheme="majorBidi"/>
-          <w:b/>
-          <w:bCs/>
-          <w:sz w:val="24"/>
-          <w:szCs w:val="24"/>
-        </w:rPr>
-        <w:t xml:space="preserve"> please go through below link and follow-up instruction</w:t>
+        <w:t>Importance guidance: - please go through below link and follow-up instruction</w:t>
       </w:r>
     </w:p>
     <w:p>
@@ -529,25 +459,7 @@
             <w:sz w:val="24"/>
             <w:szCs w:val="24"/>
           </w:rPr>
-          <w:t>GIT-H</w:t>
-        </w:r>
-        <w:r>
-          <w:rPr>
-            <w:rStyle w:val="Hyperlink"/>
-            <w:rFonts w:asciiTheme="majorBidi" w:eastAsia="Times New Roman" w:hAnsiTheme="majorBidi" w:cstheme="majorBidi"/>
-            <w:sz w:val="24"/>
-            <w:szCs w:val="24"/>
-          </w:rPr>
-          <w:t>U</w:t>
-        </w:r>
-        <w:r>
-          <w:rPr>
-            <w:rStyle w:val="Hyperlink"/>
-            <w:rFonts w:asciiTheme="majorBidi" w:eastAsia="Times New Roman" w:hAnsiTheme="majorBidi" w:cstheme="majorBidi"/>
-            <w:sz w:val="24"/>
-            <w:szCs w:val="24"/>
-          </w:rPr>
-          <w:t>B</w:t>
+          <w:t>GIT-HUB</w:t>
         </w:r>
       </w:hyperlink>
     </w:p>
@@ -742,25 +654,7 @@
           <w:sz w:val="24"/>
           <w:szCs w:val="24"/>
         </w:rPr>
-        <w:t xml:space="preserve">Use </w:t>
-      </w:r>
-      <w:proofErr w:type="spellStart"/>
-      <w:r>
-        <w:rPr>
-          <w:rFonts w:asciiTheme="majorBidi" w:eastAsia="Times New Roman" w:hAnsiTheme="majorBidi" w:cstheme="majorBidi"/>
-          <w:sz w:val="24"/>
-          <w:szCs w:val="24"/>
-        </w:rPr>
-        <w:t>np.linalg.eig</w:t>
-      </w:r>
-      <w:proofErr w:type="spellEnd"/>
-      <w:r>
-        <w:rPr>
-          <w:rFonts w:asciiTheme="majorBidi" w:eastAsia="Times New Roman" w:hAnsiTheme="majorBidi" w:cstheme="majorBidi"/>
-          <w:sz w:val="24"/>
-          <w:szCs w:val="24"/>
-        </w:rPr>
-        <w:t>(A) to find the eigenvalues (</w:t>
+        <w:t>Use np.linalg.eig(A) to find the eigenvalues (</w:t>
       </w:r>
       <m:oMath>
         <m:r>
@@ -916,25 +810,7 @@
           <w:sz w:val="24"/>
           <w:szCs w:val="24"/>
         </w:rPr>
-        <w:t xml:space="preserve">Write a custom Python function </w:t>
-      </w:r>
-      <w:proofErr w:type="spellStart"/>
-      <w:r>
-        <w:rPr>
-          <w:rFonts w:asciiTheme="majorBidi" w:eastAsia="Times New Roman" w:hAnsiTheme="majorBidi" w:cstheme="majorBidi"/>
-          <w:sz w:val="24"/>
-          <w:szCs w:val="24"/>
-        </w:rPr>
-        <w:t>custom_qr</w:t>
-      </w:r>
-      <w:proofErr w:type="spellEnd"/>
-      <w:r>
-        <w:rPr>
-          <w:rFonts w:asciiTheme="majorBidi" w:eastAsia="Times New Roman" w:hAnsiTheme="majorBidi" w:cstheme="majorBidi"/>
-          <w:sz w:val="24"/>
-          <w:szCs w:val="24"/>
-        </w:rPr>
-        <w:t>(M) that takes a 3x3 matrix and returns an orthogonal matrix Q and an upper triangular matrix R</w:t>
+        <w:t>Write a custom Python function custom_qr(M) that takes a 3x3 matrix and returns an orthogonal matrix Q and an upper triangular matrix R</w:t>
       </w:r>
     </w:p>
     <w:p>
@@ -1321,43 +1197,7 @@
           <w:sz w:val="24"/>
           <w:szCs w:val="24"/>
         </w:rPr>
-        <w:t xml:space="preserve">using your </w:t>
-      </w:r>
-      <w:proofErr w:type="spellStart"/>
-      <w:r>
-        <w:rPr>
-          <w:rFonts w:asciiTheme="majorBidi" w:eastAsia="Times New Roman" w:hAnsiTheme="majorBidi" w:cstheme="majorBidi"/>
-          <w:sz w:val="24"/>
-          <w:szCs w:val="24"/>
-        </w:rPr>
-        <w:t>custom_</w:t>
-      </w:r>
-      <w:proofErr w:type="gramStart"/>
-      <w:r>
-        <w:rPr>
-          <w:rFonts w:asciiTheme="majorBidi" w:eastAsia="Times New Roman" w:hAnsiTheme="majorBidi" w:cstheme="majorBidi"/>
-          <w:sz w:val="24"/>
-          <w:szCs w:val="24"/>
-        </w:rPr>
-        <w:t>qr</w:t>
-      </w:r>
-      <w:proofErr w:type="spellEnd"/>
-      <w:r>
-        <w:rPr>
-          <w:rFonts w:asciiTheme="majorBidi" w:eastAsia="Times New Roman" w:hAnsiTheme="majorBidi" w:cstheme="majorBidi"/>
-          <w:sz w:val="24"/>
-          <w:szCs w:val="24"/>
-        </w:rPr>
-        <w:t>(</w:t>
-      </w:r>
-      <w:proofErr w:type="gramEnd"/>
-      <w:r>
-        <w:rPr>
-          <w:rFonts w:asciiTheme="majorBidi" w:eastAsia="Times New Roman" w:hAnsiTheme="majorBidi" w:cstheme="majorBidi"/>
-          <w:sz w:val="24"/>
-          <w:szCs w:val="24"/>
-        </w:rPr>
-        <w:t>) function.</w:t>
+        <w:t>using your custom_qr() function.</w:t>
       </w:r>
     </w:p>
     <w:p>
@@ -1867,7 +1707,13 @@
         <w:rPr>
           <w:rFonts w:asciiTheme="majorBidi" w:eastAsia="Times New Roman" w:hAnsiTheme="majorBidi" w:cstheme="majorBidi"/>
         </w:rPr>
-        <w:t>5 marks]</w:t>
+        <w:t>10</w:t>
+      </w:r>
+      <w:r>
+        <w:rPr>
+          <w:rFonts w:asciiTheme="majorBidi" w:eastAsia="Times New Roman" w:hAnsiTheme="majorBidi" w:cstheme="majorBidi"/>
+        </w:rPr>
+        <w:t xml:space="preserve"> marks]</w:t>
       </w:r>
     </w:p>
     <w:p>
@@ -1932,15 +1778,7 @@
         <w:rPr>
           <w:rFonts w:asciiTheme="majorBidi" w:eastAsia="Times New Roman" w:hAnsiTheme="majorBidi" w:cstheme="majorBidi"/>
         </w:rPr>
-        <w:t xml:space="preserve">please check the </w:t>
-      </w:r>
-      <w:proofErr w:type="spellStart"/>
-      <w:proofErr w:type="gramStart"/>
-      <w:r>
-        <w:rPr>
-          <w:rFonts w:asciiTheme="majorBidi" w:eastAsia="Times New Roman" w:hAnsiTheme="majorBidi" w:cstheme="majorBidi"/>
-        </w:rPr>
-        <w:t>supplementary</w:t>
+        <w:t>please check the supplementary</w:t>
       </w:r>
       <w:r>
         <w:rPr>
@@ -1948,8 +1786,6 @@
         </w:rPr>
         <w:t>.IPYNB</w:t>
       </w:r>
-      <w:proofErr w:type="spellEnd"/>
-      <w:proofErr w:type="gramEnd"/>
       <w:r>
         <w:rPr>
           <w:rFonts w:asciiTheme="majorBidi" w:eastAsia="Times New Roman" w:hAnsiTheme="majorBidi" w:cstheme="majorBidi"/>
@@ -2158,27 +1994,13 @@
         <w:rPr>
           <w:rFonts w:asciiTheme="majorBidi" w:eastAsia="Times New Roman" w:hAnsiTheme="majorBidi" w:cstheme="majorBidi"/>
         </w:rPr>
-        <w:t xml:space="preserve"> </w:t>
-      </w:r>
-      <w:r>
-        <w:rPr>
-          <w:rFonts w:asciiTheme="majorBidi" w:eastAsia="Times New Roman" w:hAnsiTheme="majorBidi" w:cstheme="majorBidi"/>
-        </w:rPr>
-        <w:t>(</w:t>
-      </w:r>
-      <w:r>
-        <w:rPr>
-          <w:rFonts w:asciiTheme="majorBidi" w:eastAsia="Times New Roman" w:hAnsiTheme="majorBidi" w:cstheme="majorBidi"/>
-        </w:rPr>
-        <w:t xml:space="preserve">please check the </w:t>
-      </w:r>
-      <w:proofErr w:type="spellStart"/>
-      <w:proofErr w:type="gramStart"/>
-      <w:r>
-        <w:rPr>
-          <w:rFonts w:asciiTheme="majorBidi" w:eastAsia="Times New Roman" w:hAnsiTheme="majorBidi" w:cstheme="majorBidi"/>
-        </w:rPr>
-        <w:t>supplementary</w:t>
+        <w:t xml:space="preserve"> (</w:t>
+      </w:r>
+      <w:r>
+        <w:rPr>
+          <w:rFonts w:asciiTheme="majorBidi" w:eastAsia="Times New Roman" w:hAnsiTheme="majorBidi" w:cstheme="majorBidi"/>
+        </w:rPr>
+        <w:t>please check the supplementary</w:t>
       </w:r>
       <w:r>
         <w:rPr>
@@ -2186,8 +2008,6 @@
         </w:rPr>
         <w:t>.IPYNB</w:t>
       </w:r>
-      <w:proofErr w:type="spellEnd"/>
-      <w:proofErr w:type="gramEnd"/>
       <w:r>
         <w:rPr>
           <w:rFonts w:asciiTheme="majorBidi" w:eastAsia="Times New Roman" w:hAnsiTheme="majorBidi" w:cstheme="majorBidi"/>

--- a/cw2_la_adds.docx
+++ b/cw2_la_adds.docx
@@ -256,8 +256,31 @@
           <w:sz w:val="24"/>
           <w:szCs w:val="24"/>
         </w:rPr>
-        <w:t>one Jupyter Notebook (.ipynb</w:t>
-      </w:r>
+        <w:t xml:space="preserve">one Jupyter Notebook </w:t>
+      </w:r>
+      <w:proofErr w:type="gramStart"/>
+      <w:r>
+        <w:rPr>
+          <w:rFonts w:asciiTheme="majorBidi" w:eastAsia="Times New Roman" w:hAnsiTheme="majorBidi" w:cstheme="majorBidi"/>
+          <w:b/>
+          <w:bCs/>
+          <w:sz w:val="24"/>
+          <w:szCs w:val="24"/>
+        </w:rPr>
+        <w:t>(.</w:t>
+      </w:r>
+      <w:proofErr w:type="spellStart"/>
+      <w:r>
+        <w:rPr>
+          <w:rFonts w:asciiTheme="majorBidi" w:eastAsia="Times New Roman" w:hAnsiTheme="majorBidi" w:cstheme="majorBidi"/>
+          <w:b/>
+          <w:bCs/>
+          <w:sz w:val="24"/>
+          <w:szCs w:val="24"/>
+        </w:rPr>
+        <w:t>ipynb</w:t>
+      </w:r>
+      <w:proofErr w:type="spellEnd"/>
       <w:r>
         <w:rPr>
           <w:rFonts w:asciiTheme="majorBidi" w:eastAsia="Times New Roman" w:hAnsiTheme="majorBidi" w:cstheme="majorBidi"/>
@@ -266,6 +289,7 @@
         </w:rPr>
         <w:t>)(</w:t>
       </w:r>
+      <w:proofErr w:type="gramEnd"/>
       <w:r>
         <w:rPr>
           <w:rFonts w:asciiTheme="majorBidi" w:eastAsia="Times New Roman" w:hAnsiTheme="majorBidi" w:cstheme="majorBidi"/>
@@ -438,9 +462,7 @@
     <w:p>
       <w:pPr>
         <w:rPr>
-          <w:rFonts w:asciiTheme="majorBidi" w:eastAsia="Times New Roman" w:hAnsiTheme="majorBidi" w:cstheme="majorBidi"/>
-          <w:sz w:val="24"/>
-          <w:szCs w:val="24"/>
+          <w:lang w:val="en-US"/>
         </w:rPr>
       </w:pPr>
       <w:r>
@@ -462,6 +484,982 @@
           <w:t>GIT-HUB</w:t>
         </w:r>
       </w:hyperlink>
+      <w:r>
+        <w:t xml:space="preserve">    --- Open the link and download </w:t>
+      </w:r>
+      <w:r>
+        <w:rPr>
+          <w:b/>
+          <w:bCs/>
+          <w:lang w:val="en-US"/>
+        </w:rPr>
+        <w:t>face_recognizer.py</w:t>
+      </w:r>
+      <w:r>
+        <w:rPr>
+          <w:lang w:val="en-US"/>
+        </w:rPr>
+        <w:t xml:space="preserve"> and </w:t>
+      </w:r>
+      <w:r>
+        <w:rPr>
+          <w:b/>
+          <w:bCs/>
+          <w:lang w:val="en-US"/>
+        </w:rPr>
+        <w:t xml:space="preserve">COURSE WORK </w:t>
+      </w:r>
+      <w:r>
+        <w:rPr>
+          <w:b/>
+          <w:bCs/>
+          <w:lang w:val="en-US"/>
+        </w:rPr>
+        <w:t xml:space="preserve">2. </w:t>
+      </w:r>
+      <w:proofErr w:type="spellStart"/>
+      <w:r>
+        <w:rPr>
+          <w:b/>
+          <w:bCs/>
+          <w:lang w:val="en-US"/>
+        </w:rPr>
+        <w:t>ipynb</w:t>
+      </w:r>
+      <w:proofErr w:type="spellEnd"/>
+      <w:r>
+        <w:rPr>
+          <w:b/>
+          <w:bCs/>
+          <w:lang w:val="en-US"/>
+        </w:rPr>
+        <w:t xml:space="preserve"> files. And next upload all files a</w:t>
+      </w:r>
+      <w:r>
+        <w:rPr>
+          <w:b/>
+          <w:bCs/>
+          <w:lang w:val="en-US"/>
+        </w:rPr>
+        <w:t>s shown in the image below</w:t>
+      </w:r>
+      <w:r>
+        <w:rPr>
+          <w:b/>
+          <w:bCs/>
+          <w:lang w:val="en-US"/>
+        </w:rPr>
+        <w:t xml:space="preserve">   </w:t>
+      </w:r>
+    </w:p>
+    <w:p>
+      <w:pPr>
+        <w:rPr>
+          <w:rFonts w:asciiTheme="majorBidi" w:eastAsia="Times New Roman" w:hAnsiTheme="majorBidi" w:cstheme="majorBidi"/>
+          <w:sz w:val="24"/>
+          <w:szCs w:val="24"/>
+        </w:rPr>
+      </w:pPr>
+    </w:p>
+    <w:p>
+      <w:pPr>
+        <w:rPr>
+          <w:rFonts w:asciiTheme="majorBidi" w:eastAsia="Times New Roman" w:hAnsiTheme="majorBidi" w:cstheme="majorBidi"/>
+          <w:sz w:val="24"/>
+          <w:szCs w:val="24"/>
+        </w:rPr>
+      </w:pPr>
+      <w:r>
+        <w:rPr>
+          <w:rFonts w:asciiTheme="majorBidi" w:eastAsia="Times New Roman" w:hAnsiTheme="majorBidi" w:cstheme="majorBidi"/>
+          <w:noProof/>
+          <w:sz w:val="24"/>
+          <w:szCs w:val="24"/>
+        </w:rPr>
+        <mc:AlternateContent>
+          <mc:Choice Requires="wps">
+            <w:drawing>
+              <wp:anchor distT="0" distB="0" distL="114300" distR="114300" simplePos="0" relativeHeight="251659264" behindDoc="0" locked="0" layoutInCell="1" allowOverlap="1" wp14:anchorId="5C4B6C46" wp14:editId="01F48AF6">
+                <wp:simplePos x="0" y="0"/>
+                <wp:positionH relativeFrom="column">
+                  <wp:posOffset>68580</wp:posOffset>
+                </wp:positionH>
+                <wp:positionV relativeFrom="paragraph">
+                  <wp:posOffset>4445</wp:posOffset>
+                </wp:positionV>
+                <wp:extent cx="6461760" cy="3931920"/>
+                <wp:effectExtent l="0" t="0" r="15240" b="11430"/>
+                <wp:wrapNone/>
+                <wp:docPr id="1608361878" name="Text Box 1"/>
+                <wp:cNvGraphicFramePr/>
+                <a:graphic xmlns:a="http://schemas.openxmlformats.org/drawingml/2006/main">
+                  <a:graphicData uri="http://schemas.microsoft.com/office/word/2010/wordprocessingShape">
+                    <wps:wsp>
+                      <wps:cNvSpPr txBox="1"/>
+                      <wps:spPr>
+                        <a:xfrm>
+                          <a:off x="0" y="0"/>
+                          <a:ext cx="6461760" cy="3931920"/>
+                        </a:xfrm>
+                        <a:prstGeom prst="rect">
+                          <a:avLst/>
+                        </a:prstGeom>
+                        <a:solidFill>
+                          <a:schemeClr val="lt1"/>
+                        </a:solidFill>
+                        <a:ln w="6350">
+                          <a:solidFill>
+                            <a:prstClr val="black"/>
+                          </a:solidFill>
+                        </a:ln>
+                      </wps:spPr>
+                      <wps:txbx>
+                        <w:txbxContent>
+                          <w:p>
+                            <w:pPr>
+                              <w:rPr>
+                                <w:lang w:val="en-US"/>
+                              </w:rPr>
+                            </w:pPr>
+                            <w:r>
+                              <w:rPr>
+                                <w:lang w:val="en-US"/>
+                              </w:rPr>
+                              <w:t>Google Drive</w:t>
+                            </w:r>
+                          </w:p>
+                          <w:p>
+                            <w:pPr>
+                              <w:rPr>
+                                <w:lang w:val="en-US"/>
+                              </w:rPr>
+                            </w:pPr>
+                            <w:r>
+                              <w:rPr>
+                                <w:lang w:val="en-US"/>
+                              </w:rPr>
+                              <w:t xml:space="preserve">└── </w:t>
+                            </w:r>
+                            <w:proofErr w:type="spellStart"/>
+                            <w:r>
+                              <w:rPr>
+                                <w:lang w:val="en-US"/>
+                              </w:rPr>
+                              <w:t>MyDrive</w:t>
+                            </w:r>
+                            <w:proofErr w:type="spellEnd"/>
+                          </w:p>
+                          <w:p>
+                            <w:pPr>
+                              <w:rPr>
+                                <w:lang w:val="en-US"/>
+                              </w:rPr>
+                            </w:pPr>
+                            <w:r>
+                              <w:rPr>
+                                <w:lang w:val="en-US"/>
+                              </w:rPr>
+                              <w:t>    └── cw2</w:t>
+                            </w:r>
+                          </w:p>
+                          <w:p>
+                            <w:pPr>
+                              <w:rPr>
+                                <w:lang w:val="en-US"/>
+                              </w:rPr>
+                            </w:pPr>
+                            <w:r>
+                              <w:rPr>
+                                <w:lang w:val="en-US"/>
+                              </w:rPr>
+                              <w:t>        ├── face_recognizer.py</w:t>
+                            </w:r>
+                          </w:p>
+                          <w:p>
+                            <w:pPr>
+                              <w:rPr>
+                                <w:lang w:val="en-US"/>
+                              </w:rPr>
+                            </w:pPr>
+                            <w:r>
+                              <w:rPr>
+                                <w:lang w:val="en-US"/>
+                              </w:rPr>
+                              <w:t xml:space="preserve">        │── COURSE WORK </w:t>
+                            </w:r>
+                            <w:proofErr w:type="gramStart"/>
+                            <w:r>
+                              <w:rPr>
+                                <w:lang w:val="en-US"/>
+                              </w:rPr>
+                              <w:t>2.ipynb</w:t>
+                            </w:r>
+                            <w:proofErr w:type="gramEnd"/>
+                            <w:r>
+                              <w:rPr>
+                                <w:lang w:val="en-US"/>
+                              </w:rPr>
+                              <w:t xml:space="preserve">  (rename this file </w:t>
+                            </w:r>
+                            <w:r>
+                              <w:rPr>
+                                <w:lang w:val="en-US"/>
+                              </w:rPr>
+                              <w:t>in your</w:t>
+                            </w:r>
+                            <w:r>
+                              <w:rPr>
+                                <w:lang w:val="en-US"/>
+                              </w:rPr>
+                              <w:t xml:space="preserve"> group </w:t>
+                            </w:r>
+                            <w:r>
+                              <w:rPr>
+                                <w:lang w:val="en-US"/>
+                              </w:rPr>
+                              <w:t xml:space="preserve">members </w:t>
+                            </w:r>
+                            <w:r>
+                              <w:rPr>
+                                <w:lang w:val="en-US"/>
+                              </w:rPr>
+                              <w:t>index)</w:t>
+                            </w:r>
+                          </w:p>
+                          <w:p>
+                            <w:pPr>
+                              <w:rPr>
+                                <w:lang w:val="en-US"/>
+                              </w:rPr>
+                            </w:pPr>
+                            <w:r>
+                              <w:rPr>
+                                <w:lang w:val="en-US"/>
+                              </w:rPr>
+                              <w:t>        └── images</w:t>
+                            </w:r>
+                          </w:p>
+                          <w:p>
+                            <w:pPr>
+                              <w:rPr>
+                                <w:lang w:val="en-US"/>
+                              </w:rPr>
+                            </w:pPr>
+                            <w:r>
+                              <w:rPr>
+                                <w:lang w:val="en-US"/>
+                              </w:rPr>
+                              <w:t>            ├── student_1</w:t>
+                            </w:r>
+                          </w:p>
+                          <w:p>
+                            <w:pPr>
+                              <w:rPr>
+                                <w:lang w:val="en-US"/>
+                              </w:rPr>
+                            </w:pPr>
+                            <w:r>
+                              <w:rPr>
+                                <w:lang w:val="en-US"/>
+                              </w:rPr>
+                              <w:t>            │   ├── image1.jpg</w:t>
+                            </w:r>
+                          </w:p>
+                          <w:p>
+                            <w:pPr>
+                              <w:rPr>
+                                <w:lang w:val="en-US"/>
+                              </w:rPr>
+                            </w:pPr>
+                            <w:r>
+                              <w:rPr>
+                                <w:lang w:val="en-US"/>
+                              </w:rPr>
+                              <w:t>            │   ├── image2.jpg</w:t>
+                            </w:r>
+                          </w:p>
+                          <w:p>
+                            <w:pPr>
+                              <w:rPr>
+                                <w:lang w:val="en-US"/>
+                              </w:rPr>
+                            </w:pPr>
+                            <w:r>
+                              <w:rPr>
+                                <w:lang w:val="en-US"/>
+                              </w:rPr>
+                              <w:t>            │   ├── image3.jpg</w:t>
+                            </w:r>
+                          </w:p>
+                          <w:p>
+                            <w:pPr>
+                              <w:rPr>
+                                <w:lang w:val="en-US"/>
+                              </w:rPr>
+                            </w:pPr>
+                            <w:r>
+                              <w:rPr>
+                                <w:lang w:val="en-US"/>
+                              </w:rPr>
+                              <w:t>            │   └── ...</w:t>
+                            </w:r>
+                          </w:p>
+                          <w:p>
+                            <w:pPr>
+                              <w:rPr>
+                                <w:lang w:val="en-US"/>
+                              </w:rPr>
+                            </w:pPr>
+                            <w:r>
+                              <w:rPr>
+                                <w:lang w:val="en-US"/>
+                              </w:rPr>
+                              <w:t>            │</w:t>
+                            </w:r>
+                          </w:p>
+                          <w:p>
+                            <w:pPr>
+                              <w:rPr>
+                                <w:lang w:val="en-US"/>
+                              </w:rPr>
+                            </w:pPr>
+                            <w:r>
+                              <w:rPr>
+                                <w:lang w:val="en-US"/>
+                              </w:rPr>
+                              <w:t>            ├── student_2</w:t>
+                            </w:r>
+                          </w:p>
+                          <w:p>
+                            <w:pPr>
+                              <w:rPr>
+                                <w:lang w:val="en-US"/>
+                              </w:rPr>
+                            </w:pPr>
+                            <w:r>
+                              <w:rPr>
+                                <w:lang w:val="en-US"/>
+                              </w:rPr>
+                              <w:t>            │   ├── image1.jpg</w:t>
+                            </w:r>
+                          </w:p>
+                          <w:p>
+                            <w:pPr>
+                              <w:rPr>
+                                <w:lang w:val="en-US"/>
+                              </w:rPr>
+                            </w:pPr>
+                            <w:r>
+                              <w:rPr>
+                                <w:lang w:val="en-US"/>
+                              </w:rPr>
+                              <w:t>            │   ├── image2.jpg</w:t>
+                            </w:r>
+                          </w:p>
+                          <w:p>
+                            <w:pPr>
+                              <w:rPr>
+                                <w:lang w:val="en-US"/>
+                              </w:rPr>
+                            </w:pPr>
+                            <w:r>
+                              <w:rPr>
+                                <w:lang w:val="en-US"/>
+                              </w:rPr>
+                              <w:t>            │   ├── image3.jpg</w:t>
+                            </w:r>
+                          </w:p>
+                          <w:p>
+                            <w:pPr>
+                              <w:rPr>
+                                <w:lang w:val="en-US"/>
+                              </w:rPr>
+                            </w:pPr>
+                            <w:r>
+                              <w:rPr>
+                                <w:lang w:val="en-US"/>
+                              </w:rPr>
+                              <w:t>            │   └── ...</w:t>
+                            </w:r>
+                          </w:p>
+                          <w:p>
+                            <w:pPr>
+                              <w:rPr>
+                                <w:lang w:val="en-US"/>
+                              </w:rPr>
+                            </w:pPr>
+                            <w:r>
+                              <w:rPr>
+                                <w:lang w:val="en-US"/>
+                              </w:rPr>
+                              <w:t>            │</w:t>
+                            </w:r>
+                          </w:p>
+                          <w:p>
+                            <w:pPr>
+                              <w:rPr>
+                                <w:lang w:val="en-US"/>
+                              </w:rPr>
+                            </w:pPr>
+                            <w:r>
+                              <w:rPr>
+                                <w:lang w:val="en-US"/>
+                              </w:rPr>
+                              <w:t>            └── student_3</w:t>
+                            </w:r>
+                          </w:p>
+                          <w:p>
+                            <w:pPr>
+                              <w:rPr>
+                                <w:lang w:val="en-US"/>
+                              </w:rPr>
+                            </w:pPr>
+                            <w:r>
+                              <w:rPr>
+                                <w:lang w:val="en-US"/>
+                              </w:rPr>
+                              <w:t>                ├── image1.jpg</w:t>
+                            </w:r>
+                          </w:p>
+                          <w:p>
+                            <w:pPr>
+                              <w:rPr>
+                                <w:lang w:val="en-US"/>
+                              </w:rPr>
+                            </w:pPr>
+                            <w:r>
+                              <w:rPr>
+                                <w:lang w:val="en-US"/>
+                              </w:rPr>
+                              <w:t>                ├── image2.jpg</w:t>
+                            </w:r>
+                          </w:p>
+                          <w:p>
+                            <w:pPr>
+                              <w:rPr>
+                                <w:lang w:val="en-US"/>
+                              </w:rPr>
+                            </w:pPr>
+                            <w:r>
+                              <w:rPr>
+                                <w:lang w:val="en-US"/>
+                              </w:rPr>
+                              <w:t>                ├── image3.jpg</w:t>
+                            </w:r>
+                          </w:p>
+                          <w:p>
+                            <w:pPr>
+                              <w:rPr>
+                                <w:lang w:val="en-US"/>
+                              </w:rPr>
+                            </w:pPr>
+                            <w:r>
+                              <w:rPr>
+                                <w:lang w:val="en-US"/>
+                              </w:rPr>
+                              <w:t>                └── ...</w:t>
+                            </w:r>
+                          </w:p>
+                          <w:p/>
+                        </w:txbxContent>
+                      </wps:txbx>
+                      <wps:bodyPr rot="0" spcFirstLastPara="0" vertOverflow="overflow" horzOverflow="overflow" vert="horz" wrap="square" lIns="91440" tIns="45720" rIns="91440" bIns="45720" numCol="1" spcCol="0" rtlCol="0" fromWordArt="0" anchor="t" anchorCtr="0" forceAA="0" compatLnSpc="1">
+                        <a:prstTxWarp prst="textNoShape">
+                          <a:avLst/>
+                        </a:prstTxWarp>
+                        <a:noAutofit/>
+                      </wps:bodyPr>
+                    </wps:wsp>
+                  </a:graphicData>
+                </a:graphic>
+                <wp14:sizeRelH relativeFrom="margin">
+                  <wp14:pctWidth>0</wp14:pctWidth>
+                </wp14:sizeRelH>
+                <wp14:sizeRelV relativeFrom="margin">
+                  <wp14:pctHeight>0</wp14:pctHeight>
+                </wp14:sizeRelV>
+              </wp:anchor>
+            </w:drawing>
+          </mc:Choice>
+          <mc:Fallback>
+            <w:pict>
+              <v:shapetype w14:anchorId="5C4B6C46" id="_x0000_t202" coordsize="21600,21600" o:spt="202" path="m,l,21600r21600,l21600,xe">
+                <v:stroke joinstyle="miter"/>
+                <v:path gradientshapeok="t" o:connecttype="rect"/>
+              </v:shapetype>
+              <v:shape id="Text Box 1" o:spid="_x0000_s1026" type="#_x0000_t202" style="position:absolute;margin-left:5.4pt;margin-top:.35pt;width:508.8pt;height:309.6pt;z-index:251659264;visibility:visible;mso-wrap-style:square;mso-width-percent:0;mso-height-percent:0;mso-wrap-distance-left:9pt;mso-wrap-distance-top:0;mso-wrap-distance-right:9pt;mso-wrap-distance-bottom:0;mso-position-horizontal:absolute;mso-position-horizontal-relative:text;mso-position-vertical:absolute;mso-position-vertical-relative:text;mso-width-percent:0;mso-height-percent:0;mso-width-relative:margin;mso-height-relative:margin;v-text-anchor:top" o:gfxdata="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" fillcolor="white [3201]" strokeweight=".5pt">
+                <v:textbox>
+                  <w:txbxContent>
+                    <w:p>
+                      <w:pPr>
+                        <w:rPr>
+                          <w:lang w:val="en-US"/>
+                        </w:rPr>
+                      </w:pPr>
+                      <w:r>
+                        <w:rPr>
+                          <w:lang w:val="en-US"/>
+                        </w:rPr>
+                        <w:t>Google Drive</w:t>
+                      </w:r>
+                    </w:p>
+                    <w:p>
+                      <w:pPr>
+                        <w:rPr>
+                          <w:lang w:val="en-US"/>
+                        </w:rPr>
+                      </w:pPr>
+                      <w:r>
+                        <w:rPr>
+                          <w:lang w:val="en-US"/>
+                        </w:rPr>
+                        <w:t xml:space="preserve">└── </w:t>
+                      </w:r>
+                      <w:proofErr w:type="spellStart"/>
+                      <w:r>
+                        <w:rPr>
+                          <w:lang w:val="en-US"/>
+                        </w:rPr>
+                        <w:t>MyDrive</w:t>
+                      </w:r>
+                      <w:proofErr w:type="spellEnd"/>
+                    </w:p>
+                    <w:p>
+                      <w:pPr>
+                        <w:rPr>
+                          <w:lang w:val="en-US"/>
+                        </w:rPr>
+                      </w:pPr>
+                      <w:r>
+                        <w:rPr>
+                          <w:lang w:val="en-US"/>
+                        </w:rPr>
+                        <w:t>    └── cw2</w:t>
+                      </w:r>
+                    </w:p>
+                    <w:p>
+                      <w:pPr>
+                        <w:rPr>
+                          <w:lang w:val="en-US"/>
+                        </w:rPr>
+                      </w:pPr>
+                      <w:r>
+                        <w:rPr>
+                          <w:lang w:val="en-US"/>
+                        </w:rPr>
+                        <w:t>        ├── face_recognizer.py</w:t>
+                      </w:r>
+                    </w:p>
+                    <w:p>
+                      <w:pPr>
+                        <w:rPr>
+                          <w:lang w:val="en-US"/>
+                        </w:rPr>
+                      </w:pPr>
+                      <w:r>
+                        <w:rPr>
+                          <w:lang w:val="en-US"/>
+                        </w:rPr>
+                        <w:t xml:space="preserve">        │── COURSE WORK </w:t>
+                      </w:r>
+                      <w:proofErr w:type="gramStart"/>
+                      <w:r>
+                        <w:rPr>
+                          <w:lang w:val="en-US"/>
+                        </w:rPr>
+                        <w:t>2.ipynb</w:t>
+                      </w:r>
+                      <w:proofErr w:type="gramEnd"/>
+                      <w:r>
+                        <w:rPr>
+                          <w:lang w:val="en-US"/>
+                        </w:rPr>
+                        <w:t xml:space="preserve">  (rename this file </w:t>
+                      </w:r>
+                      <w:r>
+                        <w:rPr>
+                          <w:lang w:val="en-US"/>
+                        </w:rPr>
+                        <w:t>in your</w:t>
+                      </w:r>
+                      <w:r>
+                        <w:rPr>
+                          <w:lang w:val="en-US"/>
+                        </w:rPr>
+                        <w:t xml:space="preserve"> group </w:t>
+                      </w:r>
+                      <w:r>
+                        <w:rPr>
+                          <w:lang w:val="en-US"/>
+                        </w:rPr>
+                        <w:t xml:space="preserve">members </w:t>
+                      </w:r>
+                      <w:r>
+                        <w:rPr>
+                          <w:lang w:val="en-US"/>
+                        </w:rPr>
+                        <w:t>index)</w:t>
+                      </w:r>
+                    </w:p>
+                    <w:p>
+                      <w:pPr>
+                        <w:rPr>
+                          <w:lang w:val="en-US"/>
+                        </w:rPr>
+                      </w:pPr>
+                      <w:r>
+                        <w:rPr>
+                          <w:lang w:val="en-US"/>
+                        </w:rPr>
+                        <w:t>        └── images</w:t>
+                      </w:r>
+                    </w:p>
+                    <w:p>
+                      <w:pPr>
+                        <w:rPr>
+                          <w:lang w:val="en-US"/>
+                        </w:rPr>
+                      </w:pPr>
+                      <w:r>
+                        <w:rPr>
+                          <w:lang w:val="en-US"/>
+                        </w:rPr>
+                        <w:t>            ├── student_1</w:t>
+                      </w:r>
+                    </w:p>
+                    <w:p>
+                      <w:pPr>
+                        <w:rPr>
+                          <w:lang w:val="en-US"/>
+                        </w:rPr>
+                      </w:pPr>
+                      <w:r>
+                        <w:rPr>
+                          <w:lang w:val="en-US"/>
+                        </w:rPr>
+                        <w:t>            │   ├── image1.jpg</w:t>
+                      </w:r>
+                    </w:p>
+                    <w:p>
+                      <w:pPr>
+                        <w:rPr>
+                          <w:lang w:val="en-US"/>
+                        </w:rPr>
+                      </w:pPr>
+                      <w:r>
+                        <w:rPr>
+                          <w:lang w:val="en-US"/>
+                        </w:rPr>
+                        <w:t>            │   ├── image2.jpg</w:t>
+                      </w:r>
+                    </w:p>
+                    <w:p>
+                      <w:pPr>
+                        <w:rPr>
+                          <w:lang w:val="en-US"/>
+                        </w:rPr>
+                      </w:pPr>
+                      <w:r>
+                        <w:rPr>
+                          <w:lang w:val="en-US"/>
+                        </w:rPr>
+                        <w:t>            │   ├── image3.jpg</w:t>
+                      </w:r>
+                    </w:p>
+                    <w:p>
+                      <w:pPr>
+                        <w:rPr>
+                          <w:lang w:val="en-US"/>
+                        </w:rPr>
+                      </w:pPr>
+                      <w:r>
+                        <w:rPr>
+                          <w:lang w:val="en-US"/>
+                        </w:rPr>
+                        <w:t>            │   └── ...</w:t>
+                      </w:r>
+                    </w:p>
+                    <w:p>
+                      <w:pPr>
+                        <w:rPr>
+                          <w:lang w:val="en-US"/>
+                        </w:rPr>
+                      </w:pPr>
+                      <w:r>
+                        <w:rPr>
+                          <w:lang w:val="en-US"/>
+                        </w:rPr>
+                        <w:t>            │</w:t>
+                      </w:r>
+                    </w:p>
+                    <w:p>
+                      <w:pPr>
+                        <w:rPr>
+                          <w:lang w:val="en-US"/>
+                        </w:rPr>
+                      </w:pPr>
+                      <w:r>
+                        <w:rPr>
+                          <w:lang w:val="en-US"/>
+                        </w:rPr>
+                        <w:t>            ├── student_2</w:t>
+                      </w:r>
+                    </w:p>
+                    <w:p>
+                      <w:pPr>
+                        <w:rPr>
+                          <w:lang w:val="en-US"/>
+                        </w:rPr>
+                      </w:pPr>
+                      <w:r>
+                        <w:rPr>
+                          <w:lang w:val="en-US"/>
+                        </w:rPr>
+                        <w:t>            │   ├── image1.jpg</w:t>
+                      </w:r>
+                    </w:p>
+                    <w:p>
+                      <w:pPr>
+                        <w:rPr>
+                          <w:lang w:val="en-US"/>
+                        </w:rPr>
+                      </w:pPr>
+                      <w:r>
+                        <w:rPr>
+                          <w:lang w:val="en-US"/>
+                        </w:rPr>
+                        <w:t>            │   ├── image2.jpg</w:t>
+                      </w:r>
+                    </w:p>
+                    <w:p>
+                      <w:pPr>
+                        <w:rPr>
+                          <w:lang w:val="en-US"/>
+                        </w:rPr>
+                      </w:pPr>
+                      <w:r>
+                        <w:rPr>
+                          <w:lang w:val="en-US"/>
+                        </w:rPr>
+                        <w:t>            │   ├── image3.jpg</w:t>
+                      </w:r>
+                    </w:p>
+                    <w:p>
+                      <w:pPr>
+                        <w:rPr>
+                          <w:lang w:val="en-US"/>
+                        </w:rPr>
+                      </w:pPr>
+                      <w:r>
+                        <w:rPr>
+                          <w:lang w:val="en-US"/>
+                        </w:rPr>
+                        <w:t>            │   └── ...</w:t>
+                      </w:r>
+                    </w:p>
+                    <w:p>
+                      <w:pPr>
+                        <w:rPr>
+                          <w:lang w:val="en-US"/>
+                        </w:rPr>
+                      </w:pPr>
+                      <w:r>
+                        <w:rPr>
+                          <w:lang w:val="en-US"/>
+                        </w:rPr>
+                        <w:t>            │</w:t>
+                      </w:r>
+                    </w:p>
+                    <w:p>
+                      <w:pPr>
+                        <w:rPr>
+                          <w:lang w:val="en-US"/>
+                        </w:rPr>
+                      </w:pPr>
+                      <w:r>
+                        <w:rPr>
+                          <w:lang w:val="en-US"/>
+                        </w:rPr>
+                        <w:t>            └── student_3</w:t>
+                      </w:r>
+                    </w:p>
+                    <w:p>
+                      <w:pPr>
+                        <w:rPr>
+                          <w:lang w:val="en-US"/>
+                        </w:rPr>
+                      </w:pPr>
+                      <w:r>
+                        <w:rPr>
+                          <w:lang w:val="en-US"/>
+                        </w:rPr>
+                        <w:t>                ├── image1.jpg</w:t>
+                      </w:r>
+                    </w:p>
+                    <w:p>
+                      <w:pPr>
+                        <w:rPr>
+                          <w:lang w:val="en-US"/>
+                        </w:rPr>
+                      </w:pPr>
+                      <w:r>
+                        <w:rPr>
+                          <w:lang w:val="en-US"/>
+                        </w:rPr>
+                        <w:t>                ├── image2.jpg</w:t>
+                      </w:r>
+                    </w:p>
+                    <w:p>
+                      <w:pPr>
+                        <w:rPr>
+                          <w:lang w:val="en-US"/>
+                        </w:rPr>
+                      </w:pPr>
+                      <w:r>
+                        <w:rPr>
+                          <w:lang w:val="en-US"/>
+                        </w:rPr>
+                        <w:t>                ├── image3.jpg</w:t>
+                      </w:r>
+                    </w:p>
+                    <w:p>
+                      <w:pPr>
+                        <w:rPr>
+                          <w:lang w:val="en-US"/>
+                        </w:rPr>
+                      </w:pPr>
+                      <w:r>
+                        <w:rPr>
+                          <w:lang w:val="en-US"/>
+                        </w:rPr>
+                        <w:t>                └── ...</w:t>
+                      </w:r>
+                    </w:p>
+                    <w:p/>
+                  </w:txbxContent>
+                </v:textbox>
+              </v:shape>
+            </w:pict>
+          </mc:Fallback>
+        </mc:AlternateContent>
+      </w:r>
+    </w:p>
+    <w:p>
+      <w:pPr>
+        <w:rPr>
+          <w:rFonts w:asciiTheme="majorBidi" w:eastAsia="Times New Roman" w:hAnsiTheme="majorBidi" w:cstheme="majorBidi"/>
+          <w:sz w:val="24"/>
+          <w:szCs w:val="24"/>
+        </w:rPr>
+      </w:pPr>
+    </w:p>
+    <w:p>
+      <w:pPr>
+        <w:rPr>
+          <w:rFonts w:asciiTheme="majorBidi" w:eastAsia="Times New Roman" w:hAnsiTheme="majorBidi" w:cstheme="majorBidi"/>
+          <w:sz w:val="24"/>
+          <w:szCs w:val="24"/>
+        </w:rPr>
+      </w:pPr>
+    </w:p>
+    <w:p>
+      <w:pPr>
+        <w:rPr>
+          <w:rFonts w:asciiTheme="majorBidi" w:eastAsia="Times New Roman" w:hAnsiTheme="majorBidi" w:cstheme="majorBidi"/>
+          <w:sz w:val="24"/>
+          <w:szCs w:val="24"/>
+        </w:rPr>
+      </w:pPr>
+    </w:p>
+    <w:p>
+      <w:pPr>
+        <w:rPr>
+          <w:rFonts w:asciiTheme="majorBidi" w:eastAsia="Times New Roman" w:hAnsiTheme="majorBidi" w:cstheme="majorBidi"/>
+          <w:sz w:val="24"/>
+          <w:szCs w:val="24"/>
+        </w:rPr>
+      </w:pPr>
+    </w:p>
+    <w:p>
+      <w:pPr>
+        <w:rPr>
+          <w:rFonts w:asciiTheme="majorBidi" w:eastAsia="Times New Roman" w:hAnsiTheme="majorBidi" w:cstheme="majorBidi"/>
+          <w:sz w:val="24"/>
+          <w:szCs w:val="24"/>
+        </w:rPr>
+      </w:pPr>
+    </w:p>
+    <w:p>
+      <w:pPr>
+        <w:rPr>
+          <w:rFonts w:asciiTheme="majorBidi" w:eastAsia="Times New Roman" w:hAnsiTheme="majorBidi" w:cstheme="majorBidi"/>
+          <w:sz w:val="24"/>
+          <w:szCs w:val="24"/>
+        </w:rPr>
+      </w:pPr>
+    </w:p>
+    <w:p>
+      <w:pPr>
+        <w:rPr>
+          <w:rFonts w:asciiTheme="majorBidi" w:eastAsia="Times New Roman" w:hAnsiTheme="majorBidi" w:cstheme="majorBidi"/>
+          <w:sz w:val="24"/>
+          <w:szCs w:val="24"/>
+        </w:rPr>
+      </w:pPr>
+    </w:p>
+    <w:p>
+      <w:pPr>
+        <w:rPr>
+          <w:rFonts w:asciiTheme="majorBidi" w:eastAsia="Times New Roman" w:hAnsiTheme="majorBidi" w:cstheme="majorBidi"/>
+          <w:sz w:val="24"/>
+          <w:szCs w:val="24"/>
+        </w:rPr>
+      </w:pPr>
+    </w:p>
+    <w:p>
+      <w:pPr>
+        <w:rPr>
+          <w:rFonts w:asciiTheme="majorBidi" w:eastAsia="Times New Roman" w:hAnsiTheme="majorBidi" w:cstheme="majorBidi"/>
+          <w:sz w:val="24"/>
+          <w:szCs w:val="24"/>
+        </w:rPr>
+      </w:pPr>
+    </w:p>
+    <w:p>
+      <w:pPr>
+        <w:rPr>
+          <w:rFonts w:asciiTheme="majorBidi" w:eastAsia="Times New Roman" w:hAnsiTheme="majorBidi" w:cstheme="majorBidi"/>
+          <w:sz w:val="24"/>
+          <w:szCs w:val="24"/>
+        </w:rPr>
+      </w:pPr>
+    </w:p>
+    <w:p>
+      <w:pPr>
+        <w:rPr>
+          <w:rFonts w:asciiTheme="majorBidi" w:eastAsia="Times New Roman" w:hAnsiTheme="majorBidi" w:cstheme="majorBidi"/>
+          <w:sz w:val="24"/>
+          <w:szCs w:val="24"/>
+        </w:rPr>
+      </w:pPr>
+    </w:p>
+    <w:p>
+      <w:pPr>
+        <w:rPr>
+          <w:rFonts w:asciiTheme="majorBidi" w:eastAsia="Times New Roman" w:hAnsiTheme="majorBidi" w:cstheme="majorBidi"/>
+          <w:sz w:val="24"/>
+          <w:szCs w:val="24"/>
+        </w:rPr>
+      </w:pPr>
+    </w:p>
+    <w:p>
+      <w:pPr>
+        <w:rPr>
+          <w:rFonts w:asciiTheme="majorBidi" w:eastAsia="Times New Roman" w:hAnsiTheme="majorBidi" w:cstheme="majorBidi"/>
+          <w:sz w:val="24"/>
+          <w:szCs w:val="24"/>
+        </w:rPr>
+      </w:pPr>
     </w:p>
     <w:p>
       <w:pPr>
@@ -476,6 +1474,7 @@
         <w:rPr>
           <w:rFonts w:asciiTheme="majorBidi" w:eastAsia="Times New Roman" w:hAnsiTheme="majorBidi" w:cstheme="majorBidi"/>
         </w:rPr>
+        <w:lastRenderedPageBreak/>
         <w:t xml:space="preserve">Task </w:t>
       </w:r>
       <w:r>
@@ -654,7 +1653,25 @@
           <w:sz w:val="24"/>
           <w:szCs w:val="24"/>
         </w:rPr>
-        <w:t>Use np.linalg.eig(A) to find the eigenvalues (</w:t>
+        <w:t xml:space="preserve">Use </w:t>
+      </w:r>
+      <w:proofErr w:type="spellStart"/>
+      <w:r>
+        <w:rPr>
+          <w:rFonts w:asciiTheme="majorBidi" w:eastAsia="Times New Roman" w:hAnsiTheme="majorBidi" w:cstheme="majorBidi"/>
+          <w:sz w:val="24"/>
+          <w:szCs w:val="24"/>
+        </w:rPr>
+        <w:t>np.linalg.eig</w:t>
+      </w:r>
+      <w:proofErr w:type="spellEnd"/>
+      <w:r>
+        <w:rPr>
+          <w:rFonts w:asciiTheme="majorBidi" w:eastAsia="Times New Roman" w:hAnsiTheme="majorBidi" w:cstheme="majorBidi"/>
+          <w:sz w:val="24"/>
+          <w:szCs w:val="24"/>
+        </w:rPr>
+        <w:t>(A) to find the eigenvalues (</w:t>
       </w:r>
       <m:oMath>
         <m:r>
@@ -792,7 +1809,6 @@
         <w:rPr>
           <w:rFonts w:asciiTheme="majorBidi" w:eastAsia="Times New Roman" w:hAnsiTheme="majorBidi" w:cstheme="majorBidi"/>
         </w:rPr>
-        <w:lastRenderedPageBreak/>
         <w:t>Task 1.2: Gram-Schmidt QR Decomposition</w:t>
       </w:r>
     </w:p>
@@ -810,7 +1826,25 @@
           <w:sz w:val="24"/>
           <w:szCs w:val="24"/>
         </w:rPr>
-        <w:t>Write a custom Python function custom_qr(M) that takes a 3x3 matrix and returns an orthogonal matrix Q and an upper triangular matrix R</w:t>
+        <w:t xml:space="preserve">Write a custom Python function </w:t>
+      </w:r>
+      <w:proofErr w:type="spellStart"/>
+      <w:r>
+        <w:rPr>
+          <w:rFonts w:asciiTheme="majorBidi" w:eastAsia="Times New Roman" w:hAnsiTheme="majorBidi" w:cstheme="majorBidi"/>
+          <w:sz w:val="24"/>
+          <w:szCs w:val="24"/>
+        </w:rPr>
+        <w:t>custom_qr</w:t>
+      </w:r>
+      <w:proofErr w:type="spellEnd"/>
+      <w:r>
+        <w:rPr>
+          <w:rFonts w:asciiTheme="majorBidi" w:eastAsia="Times New Roman" w:hAnsiTheme="majorBidi" w:cstheme="majorBidi"/>
+          <w:sz w:val="24"/>
+          <w:szCs w:val="24"/>
+        </w:rPr>
+        <w:t>(M) that takes a 3x3 matrix and returns an orthogonal matrix Q and an upper triangular matrix R</w:t>
       </w:r>
     </w:p>
     <w:p>
@@ -1197,7 +2231,43 @@
           <w:sz w:val="24"/>
           <w:szCs w:val="24"/>
         </w:rPr>
-        <w:t>using your custom_qr() function.</w:t>
+        <w:t xml:space="preserve">using your </w:t>
+      </w:r>
+      <w:proofErr w:type="spellStart"/>
+      <w:r>
+        <w:rPr>
+          <w:rFonts w:asciiTheme="majorBidi" w:eastAsia="Times New Roman" w:hAnsiTheme="majorBidi" w:cstheme="majorBidi"/>
+          <w:sz w:val="24"/>
+          <w:szCs w:val="24"/>
+        </w:rPr>
+        <w:t>custom_</w:t>
+      </w:r>
+      <w:proofErr w:type="gramStart"/>
+      <w:r>
+        <w:rPr>
+          <w:rFonts w:asciiTheme="majorBidi" w:eastAsia="Times New Roman" w:hAnsiTheme="majorBidi" w:cstheme="majorBidi"/>
+          <w:sz w:val="24"/>
+          <w:szCs w:val="24"/>
+        </w:rPr>
+        <w:t>qr</w:t>
+      </w:r>
+      <w:proofErr w:type="spellEnd"/>
+      <w:r>
+        <w:rPr>
+          <w:rFonts w:asciiTheme="majorBidi" w:eastAsia="Times New Roman" w:hAnsiTheme="majorBidi" w:cstheme="majorBidi"/>
+          <w:sz w:val="24"/>
+          <w:szCs w:val="24"/>
+        </w:rPr>
+        <w:t>(</w:t>
+      </w:r>
+      <w:proofErr w:type="gramEnd"/>
+      <w:r>
+        <w:rPr>
+          <w:rFonts w:asciiTheme="majorBidi" w:eastAsia="Times New Roman" w:hAnsiTheme="majorBidi" w:cstheme="majorBidi"/>
+          <w:sz w:val="24"/>
+          <w:szCs w:val="24"/>
+        </w:rPr>
+        <w:t>) function.</w:t>
       </w:r>
     </w:p>
     <w:p>
@@ -1683,6 +2753,7 @@
         <w:rPr>
           <w:rFonts w:asciiTheme="majorBidi" w:eastAsia="Times New Roman" w:hAnsiTheme="majorBidi" w:cstheme="majorBidi"/>
         </w:rPr>
+        <w:lastRenderedPageBreak/>
         <w:t xml:space="preserve">Task </w:t>
       </w:r>
       <w:r>
@@ -1778,7 +2849,15 @@
         <w:rPr>
           <w:rFonts w:asciiTheme="majorBidi" w:eastAsia="Times New Roman" w:hAnsiTheme="majorBidi" w:cstheme="majorBidi"/>
         </w:rPr>
-        <w:t>please check the supplementary</w:t>
+        <w:t xml:space="preserve">please check the </w:t>
+      </w:r>
+      <w:proofErr w:type="spellStart"/>
+      <w:proofErr w:type="gramStart"/>
+      <w:r>
+        <w:rPr>
+          <w:rFonts w:asciiTheme="majorBidi" w:eastAsia="Times New Roman" w:hAnsiTheme="majorBidi" w:cstheme="majorBidi"/>
+        </w:rPr>
+        <w:t>supplementary</w:t>
       </w:r>
       <w:r>
         <w:rPr>
@@ -1786,6 +2865,8 @@
         </w:rPr>
         <w:t>.IPYNB</w:t>
       </w:r>
+      <w:proofErr w:type="spellEnd"/>
+      <w:proofErr w:type="gramEnd"/>
       <w:r>
         <w:rPr>
           <w:rFonts w:asciiTheme="majorBidi" w:eastAsia="Times New Roman" w:hAnsiTheme="majorBidi" w:cstheme="majorBidi"/>
@@ -1849,7 +2930,57 @@
         <w:rPr>
           <w:rFonts w:asciiTheme="majorBidi" w:hAnsiTheme="majorBidi" w:cstheme="majorBidi"/>
         </w:rPr>
-        <w:t>Split the data into 80% training and 20% testing sets using train_test_split(test_size=0.2, stratify=y, random_state=42).</w:t>
+        <w:t xml:space="preserve">Split the data into 80% training and 20% testing sets using </w:t>
+      </w:r>
+      <w:proofErr w:type="spellStart"/>
+      <w:r>
+        <w:rPr>
+          <w:rFonts w:asciiTheme="majorBidi" w:hAnsiTheme="majorBidi" w:cstheme="majorBidi"/>
+        </w:rPr>
+        <w:t>train_test_</w:t>
+      </w:r>
+      <w:proofErr w:type="gramStart"/>
+      <w:r>
+        <w:rPr>
+          <w:rFonts w:asciiTheme="majorBidi" w:hAnsiTheme="majorBidi" w:cstheme="majorBidi"/>
+        </w:rPr>
+        <w:t>split</w:t>
+      </w:r>
+      <w:proofErr w:type="spellEnd"/>
+      <w:r>
+        <w:rPr>
+          <w:rFonts w:asciiTheme="majorBidi" w:hAnsiTheme="majorBidi" w:cstheme="majorBidi"/>
+        </w:rPr>
+        <w:t>(</w:t>
+      </w:r>
+      <w:proofErr w:type="spellStart"/>
+      <w:proofErr w:type="gramEnd"/>
+      <w:r>
+        <w:rPr>
+          <w:rFonts w:asciiTheme="majorBidi" w:hAnsiTheme="majorBidi" w:cstheme="majorBidi"/>
+        </w:rPr>
+        <w:t>test_size</w:t>
+      </w:r>
+      <w:proofErr w:type="spellEnd"/>
+      <w:r>
+        <w:rPr>
+          <w:rFonts w:asciiTheme="majorBidi" w:hAnsiTheme="majorBidi" w:cstheme="majorBidi"/>
+        </w:rPr>
+        <w:t xml:space="preserve">=0.2, stratify=y, </w:t>
+      </w:r>
+      <w:proofErr w:type="spellStart"/>
+      <w:r>
+        <w:rPr>
+          <w:rFonts w:asciiTheme="majorBidi" w:hAnsiTheme="majorBidi" w:cstheme="majorBidi"/>
+        </w:rPr>
+        <w:t>random_state</w:t>
+      </w:r>
+      <w:proofErr w:type="spellEnd"/>
+      <w:r>
+        <w:rPr>
+          <w:rFonts w:asciiTheme="majorBidi" w:hAnsiTheme="majorBidi" w:cstheme="majorBidi"/>
+        </w:rPr>
+        <w:t>=42).</w:t>
       </w:r>
     </w:p>
     <w:p>
@@ -2000,7 +3131,15 @@
         <w:rPr>
           <w:rFonts w:asciiTheme="majorBidi" w:eastAsia="Times New Roman" w:hAnsiTheme="majorBidi" w:cstheme="majorBidi"/>
         </w:rPr>
-        <w:t>please check the supplementary</w:t>
+        <w:t xml:space="preserve">please check the </w:t>
+      </w:r>
+      <w:proofErr w:type="spellStart"/>
+      <w:proofErr w:type="gramStart"/>
+      <w:r>
+        <w:rPr>
+          <w:rFonts w:asciiTheme="majorBidi" w:eastAsia="Times New Roman" w:hAnsiTheme="majorBidi" w:cstheme="majorBidi"/>
+        </w:rPr>
+        <w:t>supplementary</w:t>
       </w:r>
       <w:r>
         <w:rPr>
@@ -2008,6 +3147,8 @@
         </w:rPr>
         <w:t>.IPYNB</w:t>
       </w:r>
+      <w:proofErr w:type="spellEnd"/>
+      <w:proofErr w:type="gramEnd"/>
       <w:r>
         <w:rPr>
           <w:rFonts w:asciiTheme="majorBidi" w:eastAsia="Times New Roman" w:hAnsiTheme="majorBidi" w:cstheme="majorBidi"/>
@@ -2032,7 +3173,35 @@
         <w:rPr>
           <w:rFonts w:asciiTheme="majorBidi" w:hAnsiTheme="majorBidi" w:cstheme="majorBidi"/>
         </w:rPr>
-        <w:t>Initialize LogisticRegression with solver='lbfgs' and max_iter=1000. For three or more classes, current scikit-learn versions use multinomial classification automatically.</w:t>
+        <w:t>Initialize LogisticRegression with solver='</w:t>
+      </w:r>
+      <w:proofErr w:type="spellStart"/>
+      <w:r>
+        <w:rPr>
+          <w:rFonts w:asciiTheme="majorBidi" w:hAnsiTheme="majorBidi" w:cstheme="majorBidi"/>
+        </w:rPr>
+        <w:t>lbfgs</w:t>
+      </w:r>
+      <w:proofErr w:type="spellEnd"/>
+      <w:r>
+        <w:rPr>
+          <w:rFonts w:asciiTheme="majorBidi" w:hAnsiTheme="majorBidi" w:cstheme="majorBidi"/>
+        </w:rPr>
+        <w:t xml:space="preserve">' and </w:t>
+      </w:r>
+      <w:proofErr w:type="spellStart"/>
+      <w:r>
+        <w:rPr>
+          <w:rFonts w:asciiTheme="majorBidi" w:hAnsiTheme="majorBidi" w:cstheme="majorBidi"/>
+        </w:rPr>
+        <w:t>max_iter</w:t>
+      </w:r>
+      <w:proofErr w:type="spellEnd"/>
+      <w:r>
+        <w:rPr>
+          <w:rFonts w:asciiTheme="majorBidi" w:hAnsiTheme="majorBidi" w:cstheme="majorBidi"/>
+        </w:rPr>
+        <w:t>=1000. For three or more classes, current scikit-learn versions use multinomial classification automatically.</w:t>
       </w:r>
     </w:p>
     <w:p>
@@ -2332,7 +3501,16 @@
           <w:sz w:val="24"/>
           <w:szCs w:val="24"/>
         </w:rPr>
-        <w:t xml:space="preserve"> directly, and how does computing the Gram matrix</w:t>
+        <w:t xml:space="preserve"> directly, </w:t>
+      </w:r>
+      <w:r>
+        <w:rPr>
+          <w:rFonts w:asciiTheme="majorBidi" w:eastAsia="Times New Roman" w:hAnsiTheme="majorBidi" w:cstheme="majorBidi"/>
+          <w:sz w:val="24"/>
+          <w:szCs w:val="24"/>
+        </w:rPr>
+        <w:lastRenderedPageBreak/>
+        <w:t>and how does computing the Gram matrix</w:t>
       </w:r>
       <w:r>
         <w:rPr>
@@ -4147,7 +5325,6 @@
   <w:style w:type="character" w:default="1" w:styleId="DefaultParagraphFont">
     <w:name w:val="Default Paragraph Font"/>
     <w:uiPriority w:val="1"/>
-    <w:semiHidden/>
     <w:unhideWhenUsed/>
   </w:style>
   <w:style w:type="table" w:default="1" w:styleId="TableNormal">

--- a/cw2_la_adds.docx
+++ b/cw2_la_adds.docx
@@ -560,15 +560,6 @@
           <w:szCs w:val="24"/>
         </w:rPr>
       </w:pPr>
-    </w:p>
-    <w:p>
-      <w:pPr>
-        <w:rPr>
-          <w:rFonts w:asciiTheme="majorBidi" w:eastAsia="Times New Roman" w:hAnsiTheme="majorBidi" w:cstheme="majorBidi"/>
-          <w:sz w:val="24"/>
-          <w:szCs w:val="24"/>
-        </w:rPr>
-      </w:pPr>
       <w:r>
         <w:rPr>
           <w:rFonts w:asciiTheme="majorBidi" w:eastAsia="Times New Roman" w:hAnsiTheme="majorBidi" w:cstheme="majorBidi"/>
@@ -579,13 +570,13 @@
         <mc:AlternateContent>
           <mc:Choice Requires="wps">
             <w:drawing>
-              <wp:anchor distT="0" distB="0" distL="114300" distR="114300" simplePos="0" relativeHeight="251659264" behindDoc="0" locked="0" layoutInCell="1" allowOverlap="1" wp14:anchorId="5C4B6C46" wp14:editId="01F48AF6">
+              <wp:anchor distT="0" distB="0" distL="114300" distR="114300" simplePos="0" relativeHeight="251659264" behindDoc="0" locked="0" layoutInCell="1" allowOverlap="1" wp14:anchorId="5C4B6C46" wp14:editId="30C93E06">
                 <wp:simplePos x="0" y="0"/>
-                <wp:positionH relativeFrom="column">
-                  <wp:posOffset>68580</wp:posOffset>
+                <wp:positionH relativeFrom="margin">
+                  <wp:align>left</wp:align>
                 </wp:positionH>
                 <wp:positionV relativeFrom="paragraph">
-                  <wp:posOffset>4445</wp:posOffset>
+                  <wp:posOffset>190500</wp:posOffset>
                 </wp:positionV>
                 <wp:extent cx="6461760" cy="3931920"/>
                 <wp:effectExtent l="0" t="0" r="15240" b="11430"/>
@@ -987,7 +978,7 @@
                 <v:stroke joinstyle="miter"/>
                 <v:path gradientshapeok="t" o:connecttype="rect"/>
               </v:shapetype>
-              <v:shape id="Text Box 1" o:spid="_x0000_s1026" type="#_x0000_t202" style="position:absolute;margin-left:5.4pt;margin-top:.35pt;width:508.8pt;height:309.6pt;z-index:251659264;visibility:visible;mso-wrap-style:square;mso-width-percent:0;mso-height-percent:0;mso-wrap-distance-left:9pt;mso-wrap-distance-top:0;mso-wrap-distance-right:9pt;mso-wrap-distance-bottom:0;mso-position-horizontal:absolute;mso-position-horizontal-relative:text;mso-position-vertical:absolute;mso-position-vertical-relative:text;mso-width-percent:0;mso-height-percent:0;mso-width-relative:margin;mso-height-relative:margin;v-text-anchor:top" o:gfxdata="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" fillcolor="white [3201]" strokeweight=".5pt">
+              <v:shape id="Text Box 1" o:spid="_x0000_s1026" type="#_x0000_t202" style="position:absolute;margin-left:0;margin-top:15pt;width:508.8pt;height:309.6pt;z-index:251659264;visibility:visible;mso-wrap-style:square;mso-width-percent:0;mso-height-percent:0;mso-wrap-distance-left:9pt;mso-wrap-distance-top:0;mso-wrap-distance-right:9pt;mso-wrap-distance-bottom:0;mso-position-horizontal:left;mso-position-horizontal-relative:margin;mso-position-vertical:absolute;mso-position-vertical-relative:text;mso-width-percent:0;mso-height-percent:0;mso-width-relative:margin;mso-height-relative:margin;v-text-anchor:top" o:gfxdata="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" fillcolor="white [3201]" strokeweight=".5pt">
                 <v:textbox>
                   <w:txbxContent>
                     <w:p>
@@ -1338,11 +1329,21 @@
                     <w:p/>
                   </w:txbxContent>
                 </v:textbox>
+                <w10:wrap anchorx="margin"/>
               </v:shape>
             </w:pict>
           </mc:Fallback>
         </mc:AlternateContent>
       </w:r>
+    </w:p>
+    <w:p>
+      <w:pPr>
+        <w:rPr>
+          <w:rFonts w:asciiTheme="majorBidi" w:eastAsia="Times New Roman" w:hAnsiTheme="majorBidi" w:cstheme="majorBidi"/>
+          <w:sz w:val="24"/>
+          <w:szCs w:val="24"/>
+        </w:rPr>
+      </w:pPr>
     </w:p>
     <w:p>
       <w:pPr>

--- a/cw2_la_adds.docx
+++ b/cw2_la_adds.docx
@@ -124,7 +124,39 @@
           <w:b/>
           <w:bCs/>
         </w:rPr>
-        <w:t>ADVANCE DIPLOMA IN DATA SCIENCE - ADDS25.1PT</w:t>
+        <w:t>ADVANCE DIPLOMA IN DATA SCIENCE - ADDS2</w:t>
+      </w:r>
+      <w:r>
+        <w:rPr>
+          <w:rFonts w:asciiTheme="majorBidi" w:eastAsia="Times New Roman" w:hAnsiTheme="majorBidi" w:cstheme="majorBidi"/>
+          <w:b/>
+          <w:bCs/>
+        </w:rPr>
+        <w:t>6</w:t>
+      </w:r>
+      <w:r>
+        <w:rPr>
+          <w:rFonts w:asciiTheme="majorBidi" w:eastAsia="Times New Roman" w:hAnsiTheme="majorBidi" w:cstheme="majorBidi"/>
+          <w:b/>
+          <w:bCs/>
+        </w:rPr>
+        <w:t>.1</w:t>
+      </w:r>
+      <w:r>
+        <w:rPr>
+          <w:rFonts w:asciiTheme="majorBidi" w:eastAsia="Times New Roman" w:hAnsiTheme="majorBidi" w:cstheme="majorBidi"/>
+          <w:b/>
+          <w:bCs/>
+        </w:rPr>
+        <w:t>/26.2F</w:t>
+      </w:r>
+      <w:r>
+        <w:rPr>
+          <w:rFonts w:asciiTheme="majorBidi" w:eastAsia="Times New Roman" w:hAnsiTheme="majorBidi" w:cstheme="majorBidi"/>
+          <w:b/>
+          <w:bCs/>
+        </w:rPr>
+        <w:t>T</w:t>
       </w:r>
     </w:p>
     <w:p>
@@ -507,15 +539,7 @@
           <w:bCs/>
           <w:lang w:val="en-US"/>
         </w:rPr>
-        <w:t xml:space="preserve">COURSE WORK </w:t>
-      </w:r>
-      <w:r>
-        <w:rPr>
-          <w:b/>
-          <w:bCs/>
-          <w:lang w:val="en-US"/>
-        </w:rPr>
-        <w:t xml:space="preserve">2. </w:t>
+        <w:t xml:space="preserve">COURSE WORK 2. </w:t>
       </w:r>
       <w:proofErr w:type="spellStart"/>
       <w:r>
@@ -690,19 +714,7 @@
                               <w:rPr>
                                 <w:lang w:val="en-US"/>
                               </w:rPr>
-                              <w:t xml:space="preserve">  (rename this file </w:t>
-                            </w:r>
-                            <w:r>
-                              <w:rPr>
-                                <w:lang w:val="en-US"/>
-                              </w:rPr>
-                              <w:t>in your</w:t>
-                            </w:r>
-                            <w:r>
-                              <w:rPr>
-                                <w:lang w:val="en-US"/>
-                              </w:rPr>
-                              <w:t xml:space="preserve"> group </w:t>
+                              <w:t xml:space="preserve">  (rename this file in your group </w:t>
                             </w:r>
                             <w:r>
                               <w:rPr>
@@ -5326,6 +5338,7 @@
   <w:style w:type="character" w:default="1" w:styleId="DefaultParagraphFont">
     <w:name w:val="Default Paragraph Font"/>
     <w:uiPriority w:val="1"/>
+    <w:semiHidden/>
     <w:unhideWhenUsed/>
   </w:style>
   <w:style w:type="table" w:default="1" w:styleId="TableNormal">
